--- a/PROYECTO_JUEGO_CONTINUACION.docx
+++ b/PROYECTO_JUEGO_CONTINUACION.docx
@@ -911,77 +911,10 @@
     </w:p>
     <w:p>
       <w:pPr>
-        <w:rPr>
-          <w:b/>
-          <w:color w:val="FF6699"/>
-          <w:sz w:val="32"/>
-          <w14:textFill>
-            <w14:gradFill>
-              <w14:gsLst>
-                <w14:gs w14:pos="0">
-                  <w14:srgbClr w14:val="FF6699">
-                    <w14:shade w14:val="30000"/>
-                    <w14:satMod w14:val="115000"/>
-                  </w14:srgbClr>
-                </w14:gs>
-                <w14:gs w14:pos="50000">
-                  <w14:srgbClr w14:val="FF6699">
-                    <w14:shade w14:val="67500"/>
-                    <w14:satMod w14:val="115000"/>
-                  </w14:srgbClr>
-                </w14:gs>
-                <w14:gs w14:pos="100000">
-                  <w14:srgbClr w14:val="FF6699">
-                    <w14:shade w14:val="100000"/>
-                    <w14:satMod w14:val="115000"/>
-                  </w14:srgbClr>
-                </w14:gs>
-              </w14:gsLst>
-              <w14:lin w14:ang="0" w14:scaled="0"/>
-            </w14:gradFill>
-          </w14:textFill>
-        </w:rPr>
-      </w:pPr>
-      <w:r>
-        <w:rPr>
-          <w:b/>
-          <w:color w:val="FF6699"/>
-          <w:sz w:val="32"/>
-          <w14:textFill>
-            <w14:gradFill>
-              <w14:gsLst>
-                <w14:gs w14:pos="0">
-                  <w14:srgbClr w14:val="FF6699">
-                    <w14:shade w14:val="30000"/>
-                    <w14:satMod w14:val="115000"/>
-                  </w14:srgbClr>
-                </w14:gs>
-                <w14:gs w14:pos="50000">
-                  <w14:srgbClr w14:val="FF6699">
-                    <w14:shade w14:val="67500"/>
-                    <w14:satMod w14:val="115000"/>
-                  </w14:srgbClr>
-                </w14:gs>
-                <w14:gs w14:pos="100000">
-                  <w14:srgbClr w14:val="FF6699">
-                    <w14:shade w14:val="100000"/>
-                    <w14:satMod w14:val="115000"/>
-                  </w14:srgbClr>
-                </w14:gs>
-              </w14:gsLst>
-              <w14:lin w14:ang="0" w14:scaled="0"/>
-            </w14:gradFill>
-          </w14:textFill>
-        </w:rPr>
-        <w:t xml:space="preserve">MINIJUEGOS: </w:t>
-      </w:r>
-    </w:p>
-    <w:p>
-      <w:pPr>
         <w:pStyle w:val="Prrafodelista"/>
         <w:numPr>
           <w:ilvl w:val="0"/>
-          <w:numId w:val="4"/>
+          <w:numId w:val="2"/>
         </w:numPr>
       </w:pPr>
       <w:r>
@@ -989,86 +922,10 @@
           <w:b/>
           <w:color w:val="FF6699"/>
         </w:rPr>
-        <w:t>C</w:t>
-      </w:r>
-      <w:r>
-        <w:t>opiarse en exámenes.</w:t>
-      </w:r>
-    </w:p>
-    <w:p>
-      <w:pPr>
-        <w:pStyle w:val="Prrafodelista"/>
-        <w:numPr>
-          <w:ilvl w:val="0"/>
-          <w:numId w:val="4"/>
-        </w:numPr>
-      </w:pPr>
-      <w:r>
-        <w:rPr>
-          <w:b/>
-          <w:color w:val="FF6699"/>
-        </w:rPr>
-        <w:t>C</w:t>
-      </w:r>
-      <w:r>
-        <w:t>ompetencias de Ed física.</w:t>
-      </w:r>
-    </w:p>
-    <w:p>
-      <w:pPr>
-        <w:pStyle w:val="Prrafodelista"/>
-        <w:numPr>
-          <w:ilvl w:val="0"/>
-          <w:numId w:val="4"/>
-        </w:numPr>
-      </w:pPr>
-      <w:r>
-        <w:rPr>
-          <w:b/>
-          <w:color w:val="FF6699"/>
-        </w:rPr>
-        <w:t>H</w:t>
-      </w:r>
-      <w:r>
-        <w:t>acer y pasar tp’s.</w:t>
-      </w:r>
-    </w:p>
-    <w:p>
-      <w:pPr>
-        <w:pStyle w:val="Prrafodelista"/>
-        <w:numPr>
-          <w:ilvl w:val="0"/>
-          <w:numId w:val="4"/>
-        </w:numPr>
-      </w:pPr>
-      <w:r>
-        <w:rPr>
-          <w:b/>
-          <w:color w:val="FF6699"/>
-        </w:rPr>
-        <w:t>O</w:t>
-      </w:r>
-      <w:r>
-        <w:t>rdenar el almacén del kiosquero.</w:t>
-      </w:r>
-    </w:p>
-    <w:p>
-      <w:pPr>
-        <w:pStyle w:val="Prrafodelista"/>
-        <w:numPr>
-          <w:ilvl w:val="0"/>
-          <w:numId w:val="4"/>
-        </w:numPr>
-      </w:pPr>
-      <w:r>
-        <w:rPr>
-          <w:b/>
-          <w:color w:val="FF6699"/>
-        </w:rPr>
-        <w:t>P</w:t>
-      </w:r>
-      <w:r>
-        <w:t>einar a los profes calvos peladitos rodilleros.</w:t>
+        <w:t>R</w:t>
+      </w:r>
+      <w:r>
+        <w:t>eclutar personas con diferentes métodos para que ayuden con nuestra misión.</w:t>
       </w:r>
     </w:p>
     <w:p>
@@ -1135,7 +992,6 @@
             </w14:gradFill>
           </w14:textFill>
         </w:rPr>
-        <w:lastRenderedPageBreak/>
         <w:t>PERSONAJES:</w:t>
       </w:r>
     </w:p>
@@ -1299,6 +1155,7 @@
           <w:b/>
           <w:color w:val="FF6699"/>
         </w:rPr>
+        <w:lastRenderedPageBreak/>
         <w:t>HABILIDADES:</w:t>
       </w:r>
       <w:r>
@@ -1694,11 +1551,9 @@
       <w:r>
         <w:t xml:space="preserve">A veces regala palitos de la selva y cuenta información. Es </w:t>
       </w:r>
-      <w:proofErr w:type="gramStart"/>
-      <w:r>
-        <w:t>piola</w:t>
-      </w:r>
-      <w:proofErr w:type="gramEnd"/>
+      <w:r>
+        <w:t>piola,</w:t>
+      </w:r>
       <w:r>
         <w:t xml:space="preserve"> pero cobra caro.</w:t>
       </w:r>
@@ -2014,17 +1869,604 @@
         <w:t xml:space="preserve"> </w:t>
       </w:r>
       <w:r>
-        <w:t>si revisas bien encontras cosas. Tiene vida la webada esta.</w:t>
-      </w:r>
-    </w:p>
-    <w:p>
+        <w:t xml:space="preserve">si revisas bien </w:t>
+      </w:r>
+      <w:r>
+        <w:t>los tachos de basura de la escuela encuentras elementos de utilidad para el vagabundo para intercambiar por caramelos.</w:t>
+      </w:r>
+      <w:r>
+        <w:t xml:space="preserve"> Tiene vida la webada esta.</w:t>
+      </w:r>
+      <w:r>
+        <w:t xml:space="preserve"> Tiene una narizota.</w:t>
+      </w:r>
+    </w:p>
+    <w:p/>
+    <w:p>
+      <w:pPr>
+        <w:ind w:left="360"/>
+        <w:rPr>
+          <w:b/>
+          <w:color w:val="FF3399"/>
+          <w:sz w:val="28"/>
+          <w14:textFill>
+            <w14:gradFill>
+              <w14:gsLst>
+                <w14:gs w14:pos="0">
+                  <w14:srgbClr w14:val="FF3399">
+                    <w14:shade w14:val="30000"/>
+                    <w14:satMod w14:val="115000"/>
+                  </w14:srgbClr>
+                </w14:gs>
+                <w14:gs w14:pos="50000">
+                  <w14:srgbClr w14:val="FF3399">
+                    <w14:shade w14:val="67500"/>
+                    <w14:satMod w14:val="115000"/>
+                  </w14:srgbClr>
+                </w14:gs>
+                <w14:gs w14:pos="100000">
+                  <w14:srgbClr w14:val="FF3399">
+                    <w14:shade w14:val="100000"/>
+                    <w14:satMod w14:val="115000"/>
+                  </w14:srgbClr>
+                </w14:gs>
+              </w14:gsLst>
+              <w14:path w14:path="circle">
+                <w14:fillToRect w14:l="50000" w14:t="50000" w14:r="50000" w14:b="50000"/>
+              </w14:path>
+            </w14:gradFill>
+          </w14:textFill>
+        </w:rPr>
+      </w:pPr>
+      <w:r>
+        <w:rPr>
+          <w:b/>
+          <w:color w:val="FF3399"/>
+          <w:sz w:val="28"/>
+          <w14:textFill>
+            <w14:gradFill>
+              <w14:gsLst>
+                <w14:gs w14:pos="0">
+                  <w14:srgbClr w14:val="FF3399">
+                    <w14:shade w14:val="30000"/>
+                    <w14:satMod w14:val="115000"/>
+                  </w14:srgbClr>
+                </w14:gs>
+                <w14:gs w14:pos="50000">
+                  <w14:srgbClr w14:val="FF3399">
+                    <w14:shade w14:val="67500"/>
+                    <w14:satMod w14:val="115000"/>
+                  </w14:srgbClr>
+                </w14:gs>
+                <w14:gs w14:pos="100000">
+                  <w14:srgbClr w14:val="FF3399">
+                    <w14:shade w14:val="100000"/>
+                    <w14:satMod w14:val="115000"/>
+                  </w14:srgbClr>
+                </w14:gs>
+              </w14:gsLst>
+              <w14:path w14:path="circle">
+                <w14:fillToRect w14:l="50000" w14:t="50000" w14:r="50000" w14:b="50000"/>
+              </w14:path>
+            </w14:gradFill>
+          </w14:textFill>
+        </w:rPr>
+        <w:t xml:space="preserve">INVENTARIO: </w:t>
+      </w:r>
+    </w:p>
+    <w:p>
+      <w:pPr>
+        <w:ind w:left="360"/>
+      </w:pPr>
+      <w:r>
+        <w:rPr>
+          <w:b/>
+          <w:color w:val="FF3399"/>
+          <w:sz w:val="24"/>
+        </w:rPr>
+        <w:t>T</w:t>
+      </w:r>
+      <w:r>
+        <w:t>odos los ítems serán mostrados en la pantalla y la cantidad de objetos almacenados al costado de los mismos al ser pocos.</w:t>
+      </w:r>
+    </w:p>
+    <w:p>
+      <w:pPr>
+        <w:ind w:left="360"/>
+        <w:rPr>
+          <w:u w:val="single"/>
+        </w:rPr>
+      </w:pPr>
+      <w:r>
+        <w:rPr>
+          <w:b/>
+          <w:color w:val="FF3399"/>
+          <w:u w:val="single"/>
+        </w:rPr>
+        <w:t>L</w:t>
+      </w:r>
+      <w:r>
+        <w:rPr>
+          <w:u w:val="single"/>
+        </w:rPr>
+        <w:t>os objetos serán los siguientes:</w:t>
+      </w:r>
+    </w:p>
+    <w:p>
+      <w:pPr>
+        <w:pStyle w:val="Prrafodelista"/>
+        <w:numPr>
+          <w:ilvl w:val="0"/>
+          <w:numId w:val="6"/>
+        </w:numPr>
+      </w:pPr>
+      <w:r>
+        <w:rPr>
+          <w:b/>
+          <w:color w:val="FF3399"/>
+          <w14:textFill>
+            <w14:gradFill>
+              <w14:gsLst>
+                <w14:gs w14:pos="0">
+                  <w14:srgbClr w14:val="FF3399">
+                    <w14:shade w14:val="30000"/>
+                    <w14:satMod w14:val="115000"/>
+                  </w14:srgbClr>
+                </w14:gs>
+                <w14:gs w14:pos="50000">
+                  <w14:srgbClr w14:val="FF3399">
+                    <w14:shade w14:val="67500"/>
+                    <w14:satMod w14:val="115000"/>
+                  </w14:srgbClr>
+                </w14:gs>
+                <w14:gs w14:pos="100000">
+                  <w14:srgbClr w14:val="FF3399">
+                    <w14:shade w14:val="100000"/>
+                    <w14:satMod w14:val="115000"/>
+                  </w14:srgbClr>
+                </w14:gs>
+              </w14:gsLst>
+              <w14:lin w14:ang="0" w14:scaled="0"/>
+            </w14:gradFill>
+          </w14:textFill>
+        </w:rPr>
+        <w:t>PALITOS DE LA SELVA:</w:t>
+      </w:r>
+      <w:r>
+        <w:rPr>
+          <w:color w:val="FF3399"/>
+          <w14:textFill>
+            <w14:gradFill>
+              <w14:gsLst>
+                <w14:gs w14:pos="0">
+                  <w14:srgbClr w14:val="FF3399">
+                    <w14:shade w14:val="30000"/>
+                    <w14:satMod w14:val="115000"/>
+                  </w14:srgbClr>
+                </w14:gs>
+                <w14:gs w14:pos="50000">
+                  <w14:srgbClr w14:val="FF3399">
+                    <w14:shade w14:val="67500"/>
+                    <w14:satMod w14:val="115000"/>
+                  </w14:srgbClr>
+                </w14:gs>
+                <w14:gs w14:pos="100000">
+                  <w14:srgbClr w14:val="FF3399">
+                    <w14:shade w14:val="100000"/>
+                    <w14:satMod w14:val="115000"/>
+                  </w14:srgbClr>
+                </w14:gs>
+              </w14:gsLst>
+              <w14:lin w14:ang="0" w14:scaled="0"/>
+            </w14:gradFill>
+          </w14:textFill>
+        </w:rPr>
+        <w:t xml:space="preserve"> </w:t>
+      </w:r>
+      <w:r>
+        <w:t>Pueden encontrarse solos (+1) o en bolsa (+10). Estos mantienen la cordura del jugador.</w:t>
+      </w:r>
+    </w:p>
+    <w:p>
+      <w:pPr>
+        <w:pStyle w:val="Prrafodelista"/>
+        <w:numPr>
+          <w:ilvl w:val="0"/>
+          <w:numId w:val="6"/>
+        </w:numPr>
+      </w:pPr>
+      <w:r>
+        <w:rPr>
+          <w:b/>
+          <w:color w:val="FF3399"/>
+          <w14:textFill>
+            <w14:gradFill>
+              <w14:gsLst>
+                <w14:gs w14:pos="0">
+                  <w14:srgbClr w14:val="FF3399">
+                    <w14:shade w14:val="30000"/>
+                    <w14:satMod w14:val="115000"/>
+                  </w14:srgbClr>
+                </w14:gs>
+                <w14:gs w14:pos="50000">
+                  <w14:srgbClr w14:val="FF3399">
+                    <w14:shade w14:val="67500"/>
+                    <w14:satMod w14:val="115000"/>
+                  </w14:srgbClr>
+                </w14:gs>
+                <w14:gs w14:pos="100000">
+                  <w14:srgbClr w14:val="FF3399">
+                    <w14:shade w14:val="100000"/>
+                    <w14:satMod w14:val="115000"/>
+                  </w14:srgbClr>
+                </w14:gs>
+              </w14:gsLst>
+              <w14:lin w14:ang="0" w14:scaled="0"/>
+            </w14:gradFill>
+          </w14:textFill>
+        </w:rPr>
+        <w:t>BILLETE 5</w:t>
+      </w:r>
+      <w:r>
+        <w:rPr>
+          <w:b/>
+          <w:color w:val="FF3399"/>
+          <w14:textFill>
+            <w14:gradFill>
+              <w14:gsLst>
+                <w14:gs w14:pos="0">
+                  <w14:srgbClr w14:val="FF3399">
+                    <w14:shade w14:val="30000"/>
+                    <w14:satMod w14:val="115000"/>
+                  </w14:srgbClr>
+                </w14:gs>
+                <w14:gs w14:pos="50000">
+                  <w14:srgbClr w14:val="FF3399">
+                    <w14:shade w14:val="67500"/>
+                    <w14:satMod w14:val="115000"/>
+                  </w14:srgbClr>
+                </w14:gs>
+                <w14:gs w14:pos="100000">
+                  <w14:srgbClr w14:val="FF3399">
+                    <w14:shade w14:val="100000"/>
+                    <w14:satMod w14:val="115000"/>
+                  </w14:srgbClr>
+                </w14:gs>
+              </w14:gsLst>
+              <w14:lin w14:ang="0" w14:scaled="0"/>
+            </w14:gradFill>
+          </w14:textFill>
+        </w:rPr>
+        <w:t>/2</w:t>
+      </w:r>
+      <w:r>
+        <w:rPr>
+          <w:b/>
+          <w:color w:val="FF3399"/>
+          <w14:textFill>
+            <w14:gradFill>
+              <w14:gsLst>
+                <w14:gs w14:pos="0">
+                  <w14:srgbClr w14:val="FF3399">
+                    <w14:shade w14:val="30000"/>
+                    <w14:satMod w14:val="115000"/>
+                  </w14:srgbClr>
+                </w14:gs>
+                <w14:gs w14:pos="50000">
+                  <w14:srgbClr w14:val="FF3399">
+                    <w14:shade w14:val="67500"/>
+                    <w14:satMod w14:val="115000"/>
+                  </w14:srgbClr>
+                </w14:gs>
+                <w14:gs w14:pos="100000">
+                  <w14:srgbClr w14:val="FF3399">
+                    <w14:shade w14:val="100000"/>
+                    <w14:satMod w14:val="115000"/>
+                  </w14:srgbClr>
+                </w14:gs>
+              </w14:gsLst>
+              <w14:lin w14:ang="0" w14:scaled="0"/>
+            </w14:gradFill>
+          </w14:textFill>
+        </w:rPr>
+        <w:t xml:space="preserve"> PE:</w:t>
+      </w:r>
+      <w:r>
+        <w:rPr>
+          <w:color w:val="FF3399"/>
+          <w14:textFill>
+            <w14:gradFill>
+              <w14:gsLst>
+                <w14:gs w14:pos="0">
+                  <w14:srgbClr w14:val="FF3399">
+                    <w14:shade w14:val="30000"/>
+                    <w14:satMod w14:val="115000"/>
+                  </w14:srgbClr>
+                </w14:gs>
+                <w14:gs w14:pos="50000">
+                  <w14:srgbClr w14:val="FF3399">
+                    <w14:shade w14:val="67500"/>
+                    <w14:satMod w14:val="115000"/>
+                  </w14:srgbClr>
+                </w14:gs>
+                <w14:gs w14:pos="100000">
+                  <w14:srgbClr w14:val="FF3399">
+                    <w14:shade w14:val="100000"/>
+                    <w14:satMod w14:val="115000"/>
+                  </w14:srgbClr>
+                </w14:gs>
+              </w14:gsLst>
+              <w14:lin w14:ang="0" w14:scaled="0"/>
+            </w14:gradFill>
+          </w14:textFill>
+        </w:rPr>
+        <w:t xml:space="preserve"> </w:t>
+      </w:r>
+      <w:r>
+        <w:t>pa comprar pues.</w:t>
+      </w:r>
+    </w:p>
+    <w:p>
+      <w:pPr>
+        <w:pStyle w:val="Prrafodelista"/>
+        <w:numPr>
+          <w:ilvl w:val="0"/>
+          <w:numId w:val="6"/>
+        </w:numPr>
+      </w:pPr>
+      <w:r>
+        <w:rPr>
+          <w:b/>
+          <w:color w:val="FF3399"/>
+          <w14:textFill>
+            <w14:gradFill>
+              <w14:gsLst>
+                <w14:gs w14:pos="0">
+                  <w14:srgbClr w14:val="FF3399">
+                    <w14:shade w14:val="30000"/>
+                    <w14:satMod w14:val="115000"/>
+                  </w14:srgbClr>
+                </w14:gs>
+                <w14:gs w14:pos="50000">
+                  <w14:srgbClr w14:val="FF3399">
+                    <w14:shade w14:val="67500"/>
+                    <w14:satMod w14:val="115000"/>
+                  </w14:srgbClr>
+                </w14:gs>
+                <w14:gs w14:pos="100000">
+                  <w14:srgbClr w14:val="FF3399">
+                    <w14:shade w14:val="100000"/>
+                    <w14:satMod w14:val="115000"/>
+                  </w14:srgbClr>
+                </w14:gs>
+              </w14:gsLst>
+              <w14:lin w14:ang="0" w14:scaled="0"/>
+            </w14:gradFill>
+          </w14:textFill>
+        </w:rPr>
+        <w:t>BOLSITA</w:t>
+      </w:r>
+      <w:r>
+        <w:rPr>
+          <w:b/>
+          <w:color w:val="FF3399"/>
+          <w14:textFill>
+            <w14:gradFill>
+              <w14:gsLst>
+                <w14:gs w14:pos="0">
+                  <w14:srgbClr w14:val="FF3399">
+                    <w14:shade w14:val="30000"/>
+                    <w14:satMod w14:val="115000"/>
+                  </w14:srgbClr>
+                </w14:gs>
+                <w14:gs w14:pos="50000">
+                  <w14:srgbClr w14:val="FF3399">
+                    <w14:shade w14:val="67500"/>
+                    <w14:satMod w14:val="115000"/>
+                  </w14:srgbClr>
+                </w14:gs>
+                <w14:gs w14:pos="100000">
+                  <w14:srgbClr w14:val="FF3399">
+                    <w14:shade w14:val="100000"/>
+                    <w14:satMod w14:val="115000"/>
+                  </w14:srgbClr>
+                </w14:gs>
+              </w14:gsLst>
+              <w14:lin w14:ang="0" w14:scaled="0"/>
+            </w14:gradFill>
+          </w14:textFill>
+        </w:rPr>
+        <w:t xml:space="preserve"> </w:t>
+      </w:r>
+      <w:r>
+        <w:rPr>
+          <w:b/>
+          <w:color w:val="FF3399"/>
+          <w14:textFill>
+            <w14:gradFill>
+              <w14:gsLst>
+                <w14:gs w14:pos="0">
+                  <w14:srgbClr w14:val="FF3399">
+                    <w14:shade w14:val="30000"/>
+                    <w14:satMod w14:val="115000"/>
+                  </w14:srgbClr>
+                </w14:gs>
+                <w14:gs w14:pos="50000">
+                  <w14:srgbClr w14:val="FF3399">
+                    <w14:shade w14:val="67500"/>
+                    <w14:satMod w14:val="115000"/>
+                  </w14:srgbClr>
+                </w14:gs>
+                <w14:gs w14:pos="100000">
+                  <w14:srgbClr w14:val="FF3399">
+                    <w14:shade w14:val="100000"/>
+                    <w14:satMod w14:val="115000"/>
+                  </w14:srgbClr>
+                </w14:gs>
+              </w14:gsLst>
+              <w14:lin w14:ang="0" w14:scaled="0"/>
+            </w14:gradFill>
+          </w14:textFill>
+        </w:rPr>
+        <w:t>DE AZUCAR:</w:t>
+      </w:r>
+      <w:r>
+        <w:t xml:space="preserve"> Sirve como moneda de intercambio, los turros adoran este polvito.</w:t>
+      </w:r>
+    </w:p>
+    <w:p>
+      <w:pPr>
+        <w:pStyle w:val="Prrafodelista"/>
+        <w:numPr>
+          <w:ilvl w:val="0"/>
+          <w:numId w:val="6"/>
+        </w:numPr>
+      </w:pPr>
+      <w:r>
+        <w:rPr>
+          <w:b/>
+          <w:color w:val="FF3399"/>
+          <w14:textFill>
+            <w14:gradFill>
+              <w14:gsLst>
+                <w14:gs w14:pos="0">
+                  <w14:srgbClr w14:val="FF3399">
+                    <w14:shade w14:val="30000"/>
+                    <w14:satMod w14:val="115000"/>
+                  </w14:srgbClr>
+                </w14:gs>
+                <w14:gs w14:pos="50000">
+                  <w14:srgbClr w14:val="FF3399">
+                    <w14:shade w14:val="67500"/>
+                    <w14:satMod w14:val="115000"/>
+                  </w14:srgbClr>
+                </w14:gs>
+                <w14:gs w14:pos="100000">
+                  <w14:srgbClr w14:val="FF3399">
+                    <w14:shade w14:val="100000"/>
+                    <w14:satMod w14:val="115000"/>
+                  </w14:srgbClr>
+                </w14:gs>
+              </w14:gsLst>
+              <w14:lin w14:ang="0" w14:scaled="0"/>
+            </w14:gradFill>
+          </w14:textFill>
+        </w:rPr>
+        <w:t>VISERA:</w:t>
+      </w:r>
+      <w:r>
+        <w:t xml:space="preserve"> Un objeto perteneciente a los turros esparcido por el mapa. Debes encontrarlo y regresárselo a su dueño, a cambio, te dará una linda recompensa.</w:t>
+      </w:r>
+    </w:p>
+    <w:p>
+      <w:pPr>
+        <w:pStyle w:val="Prrafodelista"/>
+        <w:numPr>
+          <w:ilvl w:val="0"/>
+          <w:numId w:val="6"/>
+        </w:numPr>
+      </w:pPr>
+      <w:r>
+        <w:rPr>
+          <w:b/>
+          <w:color w:val="FF3399"/>
+          <w14:textFill>
+            <w14:gradFill>
+              <w14:gsLst>
+                <w14:gs w14:pos="0">
+                  <w14:srgbClr w14:val="FF3399">
+                    <w14:shade w14:val="30000"/>
+                    <w14:satMod w14:val="115000"/>
+                  </w14:srgbClr>
+                </w14:gs>
+                <w14:gs w14:pos="50000">
+                  <w14:srgbClr w14:val="FF3399">
+                    <w14:shade w14:val="67500"/>
+                    <w14:satMod w14:val="115000"/>
+                  </w14:srgbClr>
+                </w14:gs>
+                <w14:gs w14:pos="100000">
+                  <w14:srgbClr w14:val="FF3399">
+                    <w14:shade w14:val="100000"/>
+                    <w14:satMod w14:val="115000"/>
+                  </w14:srgbClr>
+                </w14:gs>
+              </w14:gsLst>
+              <w14:lin w14:ang="0" w14:scaled="0"/>
+            </w14:gradFill>
+          </w14:textFill>
+        </w:rPr>
+        <w:lastRenderedPageBreak/>
+        <w:t>CUCHARA:</w:t>
+      </w:r>
+      <w:r>
+        <w:t xml:space="preserve"> Este objeto es el arma principal del jugador, muy potente y peligrosa. Es ilegal en muchos estados</w:t>
+      </w:r>
+      <w:r>
+        <w:t xml:space="preserve"> (del juego xdxd).</w:t>
+      </w:r>
+    </w:p>
+    <w:p/>
+    <w:p>
+      <w:r>
+        <w:rPr>
+          <w:b/>
+          <w:color w:val="FF3399"/>
+          <w:sz w:val="28"/>
+          <w14:textFill>
+            <w14:gradFill>
+              <w14:gsLst>
+                <w14:gs w14:pos="0">
+                  <w14:srgbClr w14:val="FF3399">
+                    <w14:shade w14:val="30000"/>
+                    <w14:satMod w14:val="115000"/>
+                  </w14:srgbClr>
+                </w14:gs>
+                <w14:gs w14:pos="50000">
+                  <w14:srgbClr w14:val="FF3399">
+                    <w14:shade w14:val="67500"/>
+                    <w14:satMod w14:val="115000"/>
+                  </w14:srgbClr>
+                </w14:gs>
+                <w14:gs w14:pos="100000">
+                  <w14:srgbClr w14:val="FF3399">
+                    <w14:shade w14:val="100000"/>
+                    <w14:satMod w14:val="115000"/>
+                  </w14:srgbClr>
+                </w14:gs>
+              </w14:gsLst>
+              <w14:lin w14:ang="0" w14:scaled="0"/>
+            </w14:gradFill>
+          </w14:textFill>
+        </w:rPr>
+        <w:t xml:space="preserve">ESTILO VISUAL: </w:t>
+      </w:r>
+      <w:r>
+        <w:t xml:space="preserve">Es dibujado a mano con estética villera pero medio anime/chibi. La jugabilidad está basada en juegos como Omori, Undertale y Persona5.  </w:t>
+      </w:r>
+    </w:p>
+    <w:p>
+      <w:pPr>
+        <w:rPr>
+          <w:b/>
+          <w:color w:val="FF3399"/>
+        </w:rPr>
+      </w:pPr>
+      <w:r>
+        <w:rPr>
+          <w:b/>
+          <w:color w:val="FF3399"/>
+        </w:rPr>
+        <w:t>El sistema de combate será por turnos.</w:t>
+      </w:r>
+    </w:p>
+    <w:p/>
+    <w:p>
+      <w:r>
+        <w:t>Respecto a la música aun estamos en eso xd.</w:t>
+      </w:r>
       <w:bookmarkStart w:id="0" w:name="_GoBack"/>
       <w:bookmarkEnd w:id="0"/>
-    </w:p>
-    <w:p>
-      <w:pPr>
-        <w:ind w:left="360"/>
-      </w:pPr>
     </w:p>
     <w:sectPr>
       <w:pgSz w:w="11906" w:h="16838"/>
@@ -2039,6 +2481,119 @@
 <file path=word/numbering.xml><?xml version="1.0" encoding="utf-8"?>
 <w:numbering xmlns:wpc="http://schemas.microsoft.com/office/word/2010/wordprocessingCanvas" xmlns:cx="http://schemas.microsoft.com/office/drawing/2014/chartex" xmlns:cx1="http://schemas.microsoft.com/office/drawing/2015/9/8/chartex" xmlns:cx2="http://schemas.microsoft.com/office/drawing/2015/10/21/chartex" xmlns:cx3="http://schemas.microsoft.com/office/drawing/2016/5/9/chartex" xmlns:cx4="http://schemas.microsoft.com/office/drawing/2016/5/10/chartex" xmlns:cx5="http://schemas.microsoft.com/office/drawing/2016/5/11/chartex" xmlns:cx6="http://schemas.microsoft.com/office/drawing/2016/5/12/chartex" xmlns:cx7="http://schemas.microsoft.com/office/drawing/2016/5/13/chartex" xmlns:cx8="http://schemas.microsoft.com/office/drawing/2016/5/14/chartex" xmlns:mc="http://schemas.openxmlformats.org/markup-compatibility/2006" xmlns:aink="http://schemas.microsoft.com/office/drawing/2016/ink" xmlns:am3d="http://schemas.microsoft.com/office/drawing/2017/model3d" xmlns:o="urn:schemas-microsoft-com:office:office" xmlns:r="http://schemas.openxmlformats.org/officeDocument/2006/relationships" xmlns:m="http://schemas.openxmlformats.org/officeDocument/2006/math" xmlns:v="urn:schemas-microsoft-com:vml" xmlns:wp14="http://schemas.microsoft.com/office/word/2010/wordprocessingDrawing" xmlns:wp="http://schemas.openxmlformats.org/drawingml/2006/wordprocessingDrawing" xmlns:w10="urn:schemas-microsoft-com:office:word" xmlns:w="http://schemas.openxmlformats.org/wordprocessingml/2006/main" xmlns:w14="http://schemas.microsoft.com/office/word/2010/wordml" xmlns:w15="http://schemas.microsoft.com/office/word/2012/wordml" xmlns:w16cid="http://schemas.microsoft.com/office/word/2016/wordml/cid" xmlns:w16se="http://schemas.microsoft.com/office/word/2015/wordml/symex" xmlns:wpg="http://schemas.microsoft.com/office/word/2010/wordprocessingGroup" xmlns:wpi="http://schemas.microsoft.com/office/word/2010/wordprocessingInk" xmlns:wne="http://schemas.microsoft.com/office/word/2006/wordml" xmlns:wps="http://schemas.microsoft.com/office/word/2010/wordprocessingShape" mc:Ignorable="w14 w15 w16se w16cid wp14">
   <w:abstractNum w:abstractNumId="0" w15:restartNumberingAfterBreak="0">
+    <w:nsid w:val="007A0625"/>
+    <w:multiLevelType w:val="hybridMultilevel"/>
+    <w:tmpl w:val="C69E1A42"/>
+    <w:lvl w:ilvl="0" w:tplc="2C0A0001">
+      <w:start w:val="1"/>
+      <w:numFmt w:val="bullet"/>
+      <w:lvlText w:val=""/>
+      <w:lvlJc w:val="left"/>
+      <w:pPr>
+        <w:ind w:left="1080" w:hanging="360"/>
+      </w:pPr>
+      <w:rPr>
+        <w:rFonts w:ascii="Symbol" w:hAnsi="Symbol" w:hint="default"/>
+      </w:rPr>
+    </w:lvl>
+    <w:lvl w:ilvl="1" w:tplc="2C0A0003" w:tentative="1">
+      <w:start w:val="1"/>
+      <w:numFmt w:val="bullet"/>
+      <w:lvlText w:val="o"/>
+      <w:lvlJc w:val="left"/>
+      <w:pPr>
+        <w:ind w:left="1800" w:hanging="360"/>
+      </w:pPr>
+      <w:rPr>
+        <w:rFonts w:ascii="Courier New" w:hAnsi="Courier New" w:cs="Courier New" w:hint="default"/>
+      </w:rPr>
+    </w:lvl>
+    <w:lvl w:ilvl="2" w:tplc="2C0A0005" w:tentative="1">
+      <w:start w:val="1"/>
+      <w:numFmt w:val="bullet"/>
+      <w:lvlText w:val=""/>
+      <w:lvlJc w:val="left"/>
+      <w:pPr>
+        <w:ind w:left="2520" w:hanging="360"/>
+      </w:pPr>
+      <w:rPr>
+        <w:rFonts w:ascii="Wingdings" w:hAnsi="Wingdings" w:hint="default"/>
+      </w:rPr>
+    </w:lvl>
+    <w:lvl w:ilvl="3" w:tplc="2C0A0001" w:tentative="1">
+      <w:start w:val="1"/>
+      <w:numFmt w:val="bullet"/>
+      <w:lvlText w:val=""/>
+      <w:lvlJc w:val="left"/>
+      <w:pPr>
+        <w:ind w:left="3240" w:hanging="360"/>
+      </w:pPr>
+      <w:rPr>
+        <w:rFonts w:ascii="Symbol" w:hAnsi="Symbol" w:hint="default"/>
+      </w:rPr>
+    </w:lvl>
+    <w:lvl w:ilvl="4" w:tplc="2C0A0003" w:tentative="1">
+      <w:start w:val="1"/>
+      <w:numFmt w:val="bullet"/>
+      <w:lvlText w:val="o"/>
+      <w:lvlJc w:val="left"/>
+      <w:pPr>
+        <w:ind w:left="3960" w:hanging="360"/>
+      </w:pPr>
+      <w:rPr>
+        <w:rFonts w:ascii="Courier New" w:hAnsi="Courier New" w:cs="Courier New" w:hint="default"/>
+      </w:rPr>
+    </w:lvl>
+    <w:lvl w:ilvl="5" w:tplc="2C0A0005" w:tentative="1">
+      <w:start w:val="1"/>
+      <w:numFmt w:val="bullet"/>
+      <w:lvlText w:val=""/>
+      <w:lvlJc w:val="left"/>
+      <w:pPr>
+        <w:ind w:left="4680" w:hanging="360"/>
+      </w:pPr>
+      <w:rPr>
+        <w:rFonts w:ascii="Wingdings" w:hAnsi="Wingdings" w:hint="default"/>
+      </w:rPr>
+    </w:lvl>
+    <w:lvl w:ilvl="6" w:tplc="2C0A0001" w:tentative="1">
+      <w:start w:val="1"/>
+      <w:numFmt w:val="bullet"/>
+      <w:lvlText w:val=""/>
+      <w:lvlJc w:val="left"/>
+      <w:pPr>
+        <w:ind w:left="5400" w:hanging="360"/>
+      </w:pPr>
+      <w:rPr>
+        <w:rFonts w:ascii="Symbol" w:hAnsi="Symbol" w:hint="default"/>
+      </w:rPr>
+    </w:lvl>
+    <w:lvl w:ilvl="7" w:tplc="2C0A0003" w:tentative="1">
+      <w:start w:val="1"/>
+      <w:numFmt w:val="bullet"/>
+      <w:lvlText w:val="o"/>
+      <w:lvlJc w:val="left"/>
+      <w:pPr>
+        <w:ind w:left="6120" w:hanging="360"/>
+      </w:pPr>
+      <w:rPr>
+        <w:rFonts w:ascii="Courier New" w:hAnsi="Courier New" w:cs="Courier New" w:hint="default"/>
+      </w:rPr>
+    </w:lvl>
+    <w:lvl w:ilvl="8" w:tplc="2C0A0005" w:tentative="1">
+      <w:start w:val="1"/>
+      <w:numFmt w:val="bullet"/>
+      <w:lvlText w:val=""/>
+      <w:lvlJc w:val="left"/>
+      <w:pPr>
+        <w:ind w:left="6840" w:hanging="360"/>
+      </w:pPr>
+      <w:rPr>
+        <w:rFonts w:ascii="Wingdings" w:hAnsi="Wingdings" w:hint="default"/>
+      </w:rPr>
+    </w:lvl>
+  </w:abstractNum>
+  <w:abstractNum w:abstractNumId="1" w15:restartNumberingAfterBreak="0">
     <w:nsid w:val="18496D80"/>
     <w:multiLevelType w:val="hybridMultilevel"/>
     <w:tmpl w:val="D3283F1E"/>
@@ -2153,7 +2708,7 @@
       </w:rPr>
     </w:lvl>
   </w:abstractNum>
-  <w:abstractNum w:abstractNumId="1" w15:restartNumberingAfterBreak="0">
+  <w:abstractNum w:abstractNumId="2" w15:restartNumberingAfterBreak="0">
     <w:nsid w:val="2C39359B"/>
     <w:multiLevelType w:val="hybridMultilevel"/>
     <w:tmpl w:val="905C997C"/>
@@ -2268,7 +2823,7 @@
       </w:rPr>
     </w:lvl>
   </w:abstractNum>
-  <w:abstractNum w:abstractNumId="2" w15:restartNumberingAfterBreak="0">
+  <w:abstractNum w:abstractNumId="3" w15:restartNumberingAfterBreak="0">
     <w:nsid w:val="422E30D3"/>
     <w:multiLevelType w:val="hybridMultilevel"/>
     <w:tmpl w:val="B08EB1C2"/>
@@ -2383,7 +2938,122 @@
       </w:rPr>
     </w:lvl>
   </w:abstractNum>
-  <w:abstractNum w:abstractNumId="3" w15:restartNumberingAfterBreak="0">
+  <w:abstractNum w:abstractNumId="4" w15:restartNumberingAfterBreak="0">
+    <w:nsid w:val="597D4D71"/>
+    <w:multiLevelType w:val="hybridMultilevel"/>
+    <w:tmpl w:val="76622BAA"/>
+    <w:lvl w:ilvl="0" w:tplc="9F503802">
+      <w:start w:val="1"/>
+      <w:numFmt w:val="bullet"/>
+      <w:lvlText w:val=""/>
+      <w:lvlJc w:val="left"/>
+      <w:pPr>
+        <w:ind w:left="1080" w:hanging="360"/>
+      </w:pPr>
+      <w:rPr>
+        <w:rFonts w:ascii="Symbol" w:hAnsi="Symbol" w:hint="default"/>
+        <w:b/>
+        <w:color w:val="FF3399"/>
+      </w:rPr>
+    </w:lvl>
+    <w:lvl w:ilvl="1" w:tplc="2C0A0003" w:tentative="1">
+      <w:start w:val="1"/>
+      <w:numFmt w:val="bullet"/>
+      <w:lvlText w:val="o"/>
+      <w:lvlJc w:val="left"/>
+      <w:pPr>
+        <w:ind w:left="1800" w:hanging="360"/>
+      </w:pPr>
+      <w:rPr>
+        <w:rFonts w:ascii="Courier New" w:hAnsi="Courier New" w:cs="Courier New" w:hint="default"/>
+      </w:rPr>
+    </w:lvl>
+    <w:lvl w:ilvl="2" w:tplc="2C0A0005" w:tentative="1">
+      <w:start w:val="1"/>
+      <w:numFmt w:val="bullet"/>
+      <w:lvlText w:val=""/>
+      <w:lvlJc w:val="left"/>
+      <w:pPr>
+        <w:ind w:left="2520" w:hanging="360"/>
+      </w:pPr>
+      <w:rPr>
+        <w:rFonts w:ascii="Wingdings" w:hAnsi="Wingdings" w:hint="default"/>
+      </w:rPr>
+    </w:lvl>
+    <w:lvl w:ilvl="3" w:tplc="2C0A0001" w:tentative="1">
+      <w:start w:val="1"/>
+      <w:numFmt w:val="bullet"/>
+      <w:lvlText w:val=""/>
+      <w:lvlJc w:val="left"/>
+      <w:pPr>
+        <w:ind w:left="3240" w:hanging="360"/>
+      </w:pPr>
+      <w:rPr>
+        <w:rFonts w:ascii="Symbol" w:hAnsi="Symbol" w:hint="default"/>
+      </w:rPr>
+    </w:lvl>
+    <w:lvl w:ilvl="4" w:tplc="2C0A0003" w:tentative="1">
+      <w:start w:val="1"/>
+      <w:numFmt w:val="bullet"/>
+      <w:lvlText w:val="o"/>
+      <w:lvlJc w:val="left"/>
+      <w:pPr>
+        <w:ind w:left="3960" w:hanging="360"/>
+      </w:pPr>
+      <w:rPr>
+        <w:rFonts w:ascii="Courier New" w:hAnsi="Courier New" w:cs="Courier New" w:hint="default"/>
+      </w:rPr>
+    </w:lvl>
+    <w:lvl w:ilvl="5" w:tplc="2C0A0005" w:tentative="1">
+      <w:start w:val="1"/>
+      <w:numFmt w:val="bullet"/>
+      <w:lvlText w:val=""/>
+      <w:lvlJc w:val="left"/>
+      <w:pPr>
+        <w:ind w:left="4680" w:hanging="360"/>
+      </w:pPr>
+      <w:rPr>
+        <w:rFonts w:ascii="Wingdings" w:hAnsi="Wingdings" w:hint="default"/>
+      </w:rPr>
+    </w:lvl>
+    <w:lvl w:ilvl="6" w:tplc="2C0A0001" w:tentative="1">
+      <w:start w:val="1"/>
+      <w:numFmt w:val="bullet"/>
+      <w:lvlText w:val=""/>
+      <w:lvlJc w:val="left"/>
+      <w:pPr>
+        <w:ind w:left="5400" w:hanging="360"/>
+      </w:pPr>
+      <w:rPr>
+        <w:rFonts w:ascii="Symbol" w:hAnsi="Symbol" w:hint="default"/>
+      </w:rPr>
+    </w:lvl>
+    <w:lvl w:ilvl="7" w:tplc="2C0A0003" w:tentative="1">
+      <w:start w:val="1"/>
+      <w:numFmt w:val="bullet"/>
+      <w:lvlText w:val="o"/>
+      <w:lvlJc w:val="left"/>
+      <w:pPr>
+        <w:ind w:left="6120" w:hanging="360"/>
+      </w:pPr>
+      <w:rPr>
+        <w:rFonts w:ascii="Courier New" w:hAnsi="Courier New" w:cs="Courier New" w:hint="default"/>
+      </w:rPr>
+    </w:lvl>
+    <w:lvl w:ilvl="8" w:tplc="2C0A0005" w:tentative="1">
+      <w:start w:val="1"/>
+      <w:numFmt w:val="bullet"/>
+      <w:lvlText w:val=""/>
+      <w:lvlJc w:val="left"/>
+      <w:pPr>
+        <w:ind w:left="6840" w:hanging="360"/>
+      </w:pPr>
+      <w:rPr>
+        <w:rFonts w:ascii="Wingdings" w:hAnsi="Wingdings" w:hint="default"/>
+      </w:rPr>
+    </w:lvl>
+  </w:abstractNum>
+  <w:abstractNum w:abstractNumId="5" w15:restartNumberingAfterBreak="0">
     <w:nsid w:val="67957A28"/>
     <w:multiLevelType w:val="hybridMultilevel"/>
     <w:tmpl w:val="6B2AA53A"/>
@@ -2499,16 +3169,22 @@
     </w:lvl>
   </w:abstractNum>
   <w:num w:numId="1">
+    <w:abstractNumId w:val="5"/>
+  </w:num>
+  <w:num w:numId="2">
     <w:abstractNumId w:val="3"/>
   </w:num>
-  <w:num w:numId="2">
+  <w:num w:numId="3">
+    <w:abstractNumId w:val="1"/>
+  </w:num>
+  <w:num w:numId="4">
     <w:abstractNumId w:val="2"/>
   </w:num>
-  <w:num w:numId="3">
+  <w:num w:numId="5">
     <w:abstractNumId w:val="0"/>
   </w:num>
-  <w:num w:numId="4">
-    <w:abstractNumId w:val="1"/>
+  <w:num w:numId="6">
+    <w:abstractNumId w:val="4"/>
   </w:num>
 </w:numbering>
 </file>
